--- a/Assigment/Soft_Skills/Module-1 E-mail writing(Assignment).docx
+++ b/Assigment/Soft_Skills/Module-1 E-mail writing(Assignment).docx
@@ -668,19 +668,11 @@
       <w:r>
         <w:t xml:space="preserve"> being organized by </w:t>
       </w:r>
-      <w:proofErr w:type="spellStart"/>
-      <w:r>
-        <w:rPr>
-          <w:b/>
-        </w:rPr>
-        <w:t>SkillEdge</w:t>
-      </w:r>
-      <w:proofErr w:type="spellEnd"/>
-      <w:r>
-        <w:rPr>
-          <w:b/>
-        </w:rPr>
-        <w:t xml:space="preserve"> Academy</w:t>
+      <w:r>
+        <w:rPr>
+          <w:b/>
+        </w:rPr>
+        <w:t>SkillEdge Academy</w:t>
       </w:r>
       <w:r>
         <w:t xml:space="preserve"> next month.</w:t>
@@ -934,7 +926,13 @@
         <w:rPr>
           <w:b/>
         </w:rPr>
-        <w:t>20</w:t>
+        <w:t>2</w:t>
+      </w:r>
+      <w:r>
+        <w:rPr>
+          <w:b/>
+        </w:rPr>
+        <w:t>1</w:t>
       </w:r>
       <w:r>
         <w:rPr>
